--- a/S03/Lecture-Notes-S03.docx
+++ b/S03/Lecture-Notes-S03.docx
@@ -2,7 +2,7 @@
 <file path=word/document.xml><?xml version="1.0" encoding="utf-8"?>
 <w:document xmlns:w="http://schemas.openxmlformats.org/wordprocessingml/2006/main" xmlns:m="http://schemas.openxmlformats.org/officeDocument/2006/math" xmlns:r="http://schemas.openxmlformats.org/officeDocument/2006/relationships" xmlns:o="urn:schemas-microsoft-com:office:office" xmlns:v="urn:schemas-microsoft-com:vml" xmlns:w10="urn:schemas-microsoft-com:office:word" xmlns:a="http://schemas.openxmlformats.org/drawingml/2006/main" xmlns:pic="http://schemas.openxmlformats.org/drawingml/2006/picture" xmlns:wp="http://schemas.openxmlformats.org/drawingml/2006/wordprocessingDrawing">
   <w:body>
-    <w:bookmarkStart w:id="15" w:name="Xc7c98ab8f9225a9a6c9be6e0e29edd499605685"/>
+    <w:bookmarkStart w:id="16" w:name="Xc7c98ab8f9225a9a6c9be6e0e29edd499605685"/>
     <w:p>
       <w:pPr>
         <w:pStyle w:val="Heading1"/>
@@ -42,7 +42,21 @@
         <w:t xml:space="preserve"> </w:t>
       </w:r>
       <w:r>
-        <w:t xml:space="preserve">Nguyễn An Khương (Khoa Khoa học &amp; Kỹ thuật Máy tính, Trường ĐHBK Tp. HCM)</w:t>
+        <w:t xml:space="preserve">Nguyễn An Khương (Khoa Khoa học &amp; Kỹ thuật Máy tính, Trường ĐHBK Tp. HCM ·</w:t>
+      </w:r>
+      <w:r>
+        <w:t xml:space="preserve"> </w:t>
+      </w:r>
+      <w:hyperlink r:id="rId9">
+        <w:r>
+          <w:rPr>
+            <w:rStyle w:val="Hyperlink"/>
+          </w:rPr>
+          <w:t xml:space="preserve">ORCID: 0000-0002-9910-6387</w:t>
+        </w:r>
+      </w:hyperlink>
+      <w:r>
+        <w:t xml:space="preserve">)</w:t>
       </w:r>
       <w:r>
         <w:br/>
@@ -68,7 +82,7 @@
         </w:pict>
       </w:r>
     </w:p>
-    <w:bookmarkStart w:id="9" w:name="X7a80d5bc5c0e134e2374900133f24d0729b9d65"/>
+    <w:bookmarkStart w:id="10" w:name="X7a80d5bc5c0e134e2374900133f24d0729b9d65"/>
     <w:p>
       <w:pPr>
         <w:pStyle w:val="Heading2"/>
@@ -132,40 +146,14 @@
       <w:r>
         <w:t xml:space="preserve"> </w:t>
       </w:r>
-      <m:oMath>
-        <m:r>
-          <m:t>i</m:t>
-        </m:r>
-        <m:r>
-          <m:t>g</m:t>
-        </m:r>
-        <m:r>
-          <m:t>h</m:t>
-        </m:r>
-        <m:r>
-          <m:t>t</m:t>
-        </m:r>
-        <m:r>
-          <m:t>a</m:t>
-        </m:r>
-        <m:r>
-          <m:t>r</m:t>
-        </m:r>
-        <m:r>
-          <m:t>r</m:t>
-        </m:r>
-        <m:r>
-          <m:t>o</m:t>
-        </m:r>
-        <m:r>
-          <m:t>w</m:t>
-        </m:r>
-      </m:oMath>
-      <w:r>
-        <w:t xml:space="preserve"> </w:t>
-      </w:r>
-      <w:r>
-        <w:t xml:space="preserve">Intermediate CA này chỉ được phép ký cấp phát cho thực thể đầu cuối (End-Entity), tuyệt đối không thể ký tạo thêm một CA con nào khác.</w:t>
+      <w:r>
+        <w:t xml:space="preserve">$</w:t>
+      </w:r>
+      <w:r>
+        <w:t xml:space="preserve"> </w:t>
+      </w:r>
+      <w:r>
+        <w:t xml:space="preserve">ightarrow$ Intermediate CA này chỉ được phép ký cấp phát cho thực thể đầu cuối (End-Entity), tuyệt đối không thể ký tạo thêm một CA con nào khác.</w:t>
       </w:r>
       <w:r>
         <w:t xml:space="preserve"> </w:t>
@@ -181,8 +169,8 @@
         </w:pict>
       </w:r>
     </w:p>
-    <w:bookmarkEnd w:id="9"/>
-    <w:bookmarkStart w:id="10" w:name="Xe59d34e814865a1477c373f7006686aa631f692"/>
+    <w:bookmarkEnd w:id="10"/>
+    <w:bookmarkStart w:id="11" w:name="Xe59d34e814865a1477c373f7006686aa631f692"/>
     <w:p>
       <w:pPr>
         <w:pStyle w:val="Heading2"/>
@@ -459,8 +447,8 @@
         </w:pict>
       </w:r>
     </w:p>
-    <w:bookmarkEnd w:id="10"/>
-    <w:bookmarkStart w:id="11" w:name="X65491e4bdbc88accafbf71fef5d58a8dbde68d4"/>
+    <w:bookmarkEnd w:id="11"/>
+    <w:bookmarkStart w:id="12" w:name="X65491e4bdbc88accafbf71fef5d58a8dbde68d4"/>
     <w:p>
       <w:pPr>
         <w:pStyle w:val="Heading2"/>
@@ -682,8 +670,8 @@
         </w:pict>
       </w:r>
     </w:p>
-    <w:bookmarkEnd w:id="11"/>
-    <w:bookmarkStart w:id="14" w:name="tài-liệu-tham-khảo-mở-rộng"/>
+    <w:bookmarkEnd w:id="12"/>
+    <w:bookmarkStart w:id="15" w:name="tài-liệu-tham-khảo-mở-rộng"/>
     <w:p>
       <w:pPr>
         <w:pStyle w:val="Heading2"/>
@@ -723,7 +711,7 @@
       <w:r>
         <w:t xml:space="preserve"> </w:t>
       </w:r>
-      <w:hyperlink r:id="rId12">
+      <w:hyperlink r:id="rId13">
         <w:r>
           <w:rPr>
             <w:rStyle w:val="Hyperlink"/>
@@ -763,7 +751,7 @@
       <w:r>
         <w:t xml:space="preserve"> </w:t>
       </w:r>
-      <w:hyperlink r:id="rId13">
+      <w:hyperlink r:id="rId14">
         <w:r>
           <w:rPr>
             <w:rStyle w:val="Hyperlink"/>
@@ -788,8 +776,8 @@
         <w:t xml:space="preserve">CA/Browser Forum Baseline Requirements v2.0.</w:t>
       </w:r>
     </w:p>
-    <w:bookmarkEnd w:id="14"/>
     <w:bookmarkEnd w:id="15"/>
+    <w:bookmarkEnd w:id="16"/>
     <w:sectPr>
       <w:footnotePr>
         <w:numRestart w:val="eachSect"/>
